--- a/downloads/teacher/05 Materials/Unit 01/Handouts/Handout 01.05 - Tool ID and Where It Lives.docx
+++ b/downloads/teacher/05 Materials/Unit 01/Handouts/Handout 01.05 - Tool ID and Where It Lives.docx
@@ -758,41 +758,6 @@
     </w:p>
     <w:p>
       <w:pPr>
-        <w:pStyle w:val="BodyText"/>
-      </w:pPr>
-      <w:r>
-        <w:rPr>
-          <w:rStyle w:val="TeacherNote"/>
-        </w:rPr>
-        <w:t xml:space="preserve">[Sal: word bank in Turkish, Portuguese, and Spanish from</w:t>
-      </w:r>
-      <w:r>
-        <w:rPr>
-          <w:rStyle w:val="TeacherNote"/>
-        </w:rPr>
-        <w:t xml:space="preserve"> </w:t>
-      </w:r>
-      <w:r>
-        <w:rPr>
-          <w:rStyle w:val="VerbatimChar"/>
-        </w:rPr>
-        <w:t xml:space="preserve">Vocabulary 01.md</w:t>
-      </w:r>
-      <w:r>
-        <w:rPr>
-          <w:rStyle w:val="TeacherNote"/>
-        </w:rPr>
-        <w:t xml:space="preserve"> </w:t>
-      </w:r>
-      <w:r>
-        <w:rPr>
-          <w:rStyle w:val="TeacherNote"/>
-        </w:rPr>
-        <w:t xml:space="preserve">goes here for the ELL copy.]</w:t>
-      </w:r>
-    </w:p>
-    <w:p>
-      <w:pPr>
         <w:pStyle w:val="Heading2"/>
       </w:pPr>
       <w:bookmarkStart w:id="22" w:name="X536bffdf9aaf74c05f2743f66ec2a95c0a2d90a"/>
@@ -1746,22 +1711,7 @@
         <w:t xml:space="preserve"> </w:t>
       </w:r>
       <w:r>
-        <w:t xml:space="preserve">Tray order as staged: 1 dry measuring cups (measure flour, sugar, dry ingredients; family 1), 2 liquid measuring cup (measure water, milk, oil; 1), 3 measuring spoons (small amounts; 1), 4 mixing bowls (hold and mix; 2), 5 whisk (beat, whip, mix air in; 2), 6 wooden spoon (stir, especially on the stove; 2), 7 rubber spatula (scrape, fold, push; 2), 8 tongs (grip and turn hot food; 2), 9 colander (drain and rinse; 2), 10 cutting board (a surface to cut on; 3), 11 kitchen shears (cut food and open bags; 3), 12 can opener (open cans; 3), 13 peeler (remove skin from carrots and potatoes; 3), 14 grater (shred cheese, carrots; 3), 15 sheet pan (bake flat foods, nachos, cookies; 3), 16 saucepan (boil, simmer, sauces; 3), 17 skillet (fry, scramble, saute; 3), 18 oven mitt (protect hands from heat; 3), and food thermometer (check inside temperature; 3) shares Tray F as the eighteenth if you drop one.</w:t>
-      </w:r>
-      <w:r>
-        <w:t xml:space="preserve"> </w:t>
-      </w:r>
-      <w:r>
-        <w:rPr>
-          <w:rStyle w:val="TeacherNote"/>
-        </w:rPr>
-        <w:t xml:space="preserve">[Sal: match the numbers to your trays.]</w:t>
-      </w:r>
-      <w:r>
-        <w:t xml:space="preserve"> </w:t>
-      </w:r>
-      <w:r>
-        <w:t xml:space="preserve">Families: 1 measure, 2 mix and move, 3 cut and cook.</w:t>
+        <w:t xml:space="preserve">Tray order as staged: 1 dry measuring cups (measure flour, sugar, dry ingredients; family 1), 2 liquid measuring cup (measure water, milk, oil; 1), 3 measuring spoons (small amounts; 1), 4 mixing bowls (hold and mix; 2), 5 whisk (beat, whip, mix air in; 2), 6 wooden spoon (stir, especially on the stove; 2), 7 rubber spatula (scrape, fold, push; 2), 8 tongs (grip and turn hot food; 2), 9 colander (drain and rinse; 2), 10 cutting board (a surface to cut on; 3), 11 kitchen shears (cut food and open bags; 3), 12 can opener (open cans; 3), 13 peeler (remove skin from carrots and potatoes; 3), 14 grater (shred cheese, carrots; 3), 15 sheet pan (bake flat foods, nachos, cookies; 3), 16 saucepan (boil, simmer, sauces; 3), 17 skillet (fry, scramble, saute; 3), 18 oven mitt (protect hands from heat; 3), and food thermometer (check inside temperature; 3) shares Tray F as the eighteenth if you drop one. Families: 1 measure, 2 mix and move, 3 cut and cook.</w:t>
       </w:r>
     </w:p>
     <w:p>
@@ -1846,22 +1796,7 @@
         <w:t xml:space="preserve"> </w:t>
       </w:r>
       <w:r>
-        <w:t xml:space="preserve">Items 1 to 6: the six photos on the slide</w:t>
-      </w:r>
-      <w:r>
-        <w:t xml:space="preserve"> </w:t>
-      </w:r>
-      <w:r>
-        <w:rPr>
-          <w:rStyle w:val="TeacherNote"/>
-        </w:rPr>
-        <w:t xml:space="preserve">[Sal: pick six from the tray photos; suggested: liquid measuring cup, whisk, tongs, colander, kitchen shears, oven mitt].</w:t>
-      </w:r>
-      <w:r>
-        <w:t xml:space="preserve"> </w:t>
-      </w:r>
-      <w:r>
-        <w:t xml:space="preserve">7: liquid measuring cup, because oil is a liquid and you read it at eye level. 8: an oven mitt or a folded paper towel. 9: milk (liquid first). 10: kitchen shears and a butter knife.</w:t>
+        <w:t xml:space="preserve">Items 1 to 6: the six photos on the slide. 7: liquid measuring cup, because oil is a liquid and you read it at eye level. 8: an oven mitt or a folded paper towel. 9: milk (liquid first). 10: kitchen shears and a butter knife.</w:t>
       </w:r>
     </w:p>
     <w:sectPr>
